--- a/06-学生侧材料/讲义/2026-06-23-有机立体化学.docx
+++ b/06-学生侧材料/讲义/2026-06-23-有机立体化学.docx
@@ -2,7 +2,7 @@
 <file path=word/document.xml><?xml version="1.0" encoding="utf-8"?>
 <w:document xmlns:w="http://schemas.openxmlformats.org/wordprocessingml/2006/main" xmlns:m="http://schemas.openxmlformats.org/officeDocument/2006/math" xmlns:r="http://schemas.openxmlformats.org/officeDocument/2006/relationships" xmlns:o="urn:schemas-microsoft-com:office:office" xmlns:v="urn:schemas-microsoft-com:vml" xmlns:w10="urn:schemas-microsoft-com:office:word" xmlns:a="http://schemas.openxmlformats.org/drawingml/2006/main" xmlns:pic="http://schemas.openxmlformats.org/drawingml/2006/picture" xmlns:wp="http://schemas.openxmlformats.org/drawingml/2006/wordprocessingDrawing">
   <w:body>
-    <w:bookmarkStart w:id="48" w:name="第4-2讲有机立体化学冲刺班"/>
+    <w:bookmarkStart w:id="54" w:name="第4-2讲有机立体化学冲刺班"/>
     <w:p>
       <w:pPr>
         <w:pStyle w:val="Heading1"/>
@@ -1054,7 +1054,7 @@
     </w:p>
     <w:bookmarkEnd w:id="11"/>
     <w:bookmarkEnd w:id="12"/>
-    <w:bookmarkStart w:id="16" w:name="二构象分析深度工具"/>
+    <w:bookmarkStart w:id="19" w:name="二构象分析深度工具"/>
     <w:p>
       <w:pPr>
         <w:pStyle w:val="Heading2"/>
@@ -1066,7 +1066,7 @@
         <w:t xml:space="preserve">二、构象分析深度工具</w:t>
       </w:r>
     </w:p>
-    <w:bookmarkStart w:id="13" w:name="a-值表定量应用"/>
+    <w:bookmarkStart w:id="16" w:name="a-值表定量应用"/>
     <w:p>
       <w:pPr>
         <w:pStyle w:val="Heading3"/>
@@ -1084,6 +1084,248 @@
     <w:p>
       <w:pPr>
         <w:pStyle w:val="FirstParagraph"/>
+        <w:jc w:val="center"/>
+      </w:pPr>
+      <w:r>
+        <w:rPr>
+          <w:b w:val="0"/>
+          <w:i w:val="0"/>
+          <w:sz w:val="21"/>
+        </w:rPr>
+        <w:drawing>
+          <wp:inline>
+            <wp:extent cx="5334000" cy="2240280"/>
+            <wp:effectExtent b="0" l="0" r="0" t="0"/>
+            <wp:docPr descr="环己烷的椅式构象——平伏键与直立键的区分" title="" id="14" name="Picture"/>
+            <a:graphic>
+              <a:graphicData uri="http://schemas.openxmlformats.org/drawingml/2006/picture">
+                <pic:pic>
+                  <pic:nvPicPr>
+                    <pic:cNvPr descr="media/cyclohexane-chair.png" id="15" name="Picture"/>
+                    <pic:cNvPicPr>
+                      <a:picLocks noChangeArrowheads="1" noChangeAspect="1"/>
+                    </pic:cNvPicPr>
+                  </pic:nvPicPr>
+                  <pic:blipFill>
+                    <a:blip r:embed="rId13"/>
+                    <a:stretch>
+                      <a:fillRect/>
+                    </a:stretch>
+                  </pic:blipFill>
+                  <pic:spPr bwMode="auto">
+                    <a:xfrm>
+                      <a:off x="0" y="0"/>
+                      <a:ext cx="5334000" cy="2240280"/>
+                    </a:xfrm>
+                    <a:prstGeom prst="rect">
+                      <a:avLst/>
+                    </a:prstGeom>
+                    <a:noFill/>
+                    <a:ln w="9525">
+                      <a:noFill/>
+                      <a:headEnd/>
+                      <a:tailEnd/>
+                    </a:ln>
+                  </pic:spPr>
+                </pic:pic>
+              </a:graphicData>
+            </a:graphic>
+          </wp:inline>
+        </w:drawing>
+      </w:r>
+      <w:r>
+        <w:rPr>
+          <w:b w:val="0"/>
+          <w:i w:val="0"/>
+          <w:sz w:val="21"/>
+        </w:rPr>
+        <w:t xml:space="preserve"> </w:t>
+      </w:r>
+      <w:r>
+        <w:rPr>
+          <w:rFonts w:hint="eastAsia" w:eastAsia="FangSong" w:ascii="Times New Roman" w:hAnsi="Times New Roman"/>
+          <w:b w:val="0"/>
+          <w:i w:val="0"/>
+          <w:iCs/>
+          <w:sz w:val="21"/>
+        </w:rPr>
+        <w:t xml:space="preserve">图</w:t>
+      </w:r>
+      <w:r>
+        <w:rPr>
+          <w:b w:val="0"/>
+          <w:i w:val="0"/>
+          <w:iCs/>
+          <w:sz w:val="21"/>
+        </w:rPr>
+        <w:t xml:space="preserve"> </w:t>
+      </w:r>
+      <w:r>
+        <w:rPr>
+          <w:rFonts w:hint="eastAsia" w:eastAsia="FangSong" w:ascii="Times New Roman" w:hAnsi="Times New Roman"/>
+          <w:b w:val="0"/>
+          <w:i w:val="0"/>
+          <w:iCs/>
+          <w:sz w:val="21"/>
+        </w:rPr>
+        <w:t xml:space="preserve">环己烷的椅式构象（Chair</w:t>
+      </w:r>
+      <w:r>
+        <w:rPr>
+          <w:b w:val="0"/>
+          <w:i w:val="0"/>
+          <w:iCs/>
+          <w:sz w:val="21"/>
+        </w:rPr>
+        <w:t xml:space="preserve"> </w:t>
+      </w:r>
+      <w:r>
+        <w:rPr>
+          <w:rFonts w:hint="eastAsia" w:eastAsia="FangSong" w:ascii="Times New Roman" w:hAnsi="Times New Roman"/>
+          <w:b w:val="0"/>
+          <w:i w:val="0"/>
+          <w:iCs/>
+          <w:sz w:val="21"/>
+        </w:rPr>
+        <w:t xml:space="preserve">Conformation）。碳原子交替排列形成无张力椅式结构，C-H</w:t>
+      </w:r>
+      <w:r>
+        <w:rPr>
+          <w:b w:val="0"/>
+          <w:i w:val="0"/>
+          <w:iCs/>
+          <w:sz w:val="21"/>
+        </w:rPr>
+        <w:t xml:space="preserve"> </w:t>
+      </w:r>
+      <w:r>
+        <w:rPr>
+          <w:rFonts w:hint="eastAsia" w:eastAsia="FangSong" w:ascii="Times New Roman" w:hAnsi="Times New Roman"/>
+          <w:b w:val="0"/>
+          <w:i w:val="0"/>
+          <w:iCs/>
+          <w:sz w:val="21"/>
+        </w:rPr>
+        <w:t xml:space="preserve">键分为直立键（axial,</w:t>
+      </w:r>
+      <w:r>
+        <w:rPr>
+          <w:b w:val="0"/>
+          <w:i w:val="0"/>
+          <w:iCs/>
+          <w:sz w:val="21"/>
+        </w:rPr>
+        <w:t xml:space="preserve"> a </w:t>
+      </w:r>
+      <w:r>
+        <w:rPr>
+          <w:rFonts w:hint="eastAsia" w:eastAsia="FangSong" w:ascii="Times New Roman" w:hAnsi="Times New Roman"/>
+          <w:b w:val="0"/>
+          <w:i w:val="0"/>
+          <w:iCs/>
+          <w:sz w:val="21"/>
+        </w:rPr>
+        <w:t xml:space="preserve">键，竖直方向）和平伏键（equatorial,</w:t>
+      </w:r>
+      <w:r>
+        <w:rPr>
+          <w:b w:val="0"/>
+          <w:i w:val="0"/>
+          <w:iCs/>
+          <w:sz w:val="21"/>
+        </w:rPr>
+        <w:t xml:space="preserve"> e </w:t>
+      </w:r>
+      <w:r>
+        <w:rPr>
+          <w:rFonts w:hint="eastAsia" w:eastAsia="FangSong" w:ascii="Times New Roman" w:hAnsi="Times New Roman"/>
+          <w:b w:val="0"/>
+          <w:i w:val="0"/>
+          <w:iCs/>
+          <w:sz w:val="21"/>
+        </w:rPr>
+        <w:t xml:space="preserve">键，略倾斜）。取代基在</w:t>
+      </w:r>
+      <w:r>
+        <w:rPr>
+          <w:b w:val="0"/>
+          <w:i w:val="0"/>
+          <w:iCs/>
+          <w:sz w:val="21"/>
+        </w:rPr>
+        <w:t xml:space="preserve"> e </w:t>
+      </w:r>
+      <w:r>
+        <w:rPr>
+          <w:rFonts w:hint="eastAsia" w:eastAsia="FangSong" w:ascii="Times New Roman" w:hAnsi="Times New Roman"/>
+          <w:b w:val="0"/>
+          <w:i w:val="0"/>
+          <w:iCs/>
+          <w:sz w:val="21"/>
+        </w:rPr>
+        <w:t xml:space="preserve">键比</w:t>
+      </w:r>
+      <w:r>
+        <w:rPr>
+          <w:b w:val="0"/>
+          <w:i w:val="0"/>
+          <w:iCs/>
+          <w:sz w:val="21"/>
+        </w:rPr>
+        <w:t xml:space="preserve"> a </w:t>
+      </w:r>
+      <w:r>
+        <w:rPr>
+          <w:rFonts w:hint="eastAsia" w:eastAsia="FangSong" w:ascii="Times New Roman" w:hAnsi="Times New Roman"/>
+          <w:b w:val="0"/>
+          <w:i w:val="0"/>
+          <w:iCs/>
+          <w:sz w:val="21"/>
+        </w:rPr>
+        <w:t xml:space="preserve">键稳定，A</w:t>
+      </w:r>
+      <w:r>
+        <w:rPr>
+          <w:b w:val="0"/>
+          <w:i w:val="0"/>
+          <w:iCs/>
+          <w:sz w:val="21"/>
+        </w:rPr>
+        <w:t xml:space="preserve"> </w:t>
+      </w:r>
+      <w:r>
+        <w:rPr>
+          <w:rFonts w:hint="eastAsia" w:eastAsia="FangSong" w:ascii="Times New Roman" w:hAnsi="Times New Roman"/>
+          <w:b w:val="0"/>
+          <w:i w:val="0"/>
+          <w:iCs/>
+          <w:sz w:val="21"/>
+        </w:rPr>
+        <w:t xml:space="preserve">值定量衡量这一偏好（Wikimedia</w:t>
+      </w:r>
+      <w:r>
+        <w:rPr>
+          <w:b w:val="0"/>
+          <w:i w:val="0"/>
+          <w:iCs/>
+          <w:sz w:val="21"/>
+        </w:rPr>
+        <w:t xml:space="preserve"> </w:t>
+      </w:r>
+      <w:r>
+        <w:rPr>
+          <w:rFonts w:hint="eastAsia" w:eastAsia="FangSong" w:ascii="Times New Roman" w:hAnsi="Times New Roman"/>
+          <w:b w:val="0"/>
+          <w:i w:val="0"/>
+          <w:iCs/>
+          <w:sz w:val="21"/>
+        </w:rPr>
+        <w:t xml:space="preserve">Commons）</w:t>
+      </w:r>
+    </w:p>
+    <w:p>
+      <w:pPr>
+        <w:pStyle w:val="BodyText"/>
       </w:pPr>
       <w:r>
         <w:rPr>
@@ -2111,8 +2353,8 @@
         <w:t xml:space="preserve">端基效应），不是纯位阻数据。</w:t>
       </w:r>
     </w:p>
-    <w:bookmarkEnd w:id="13"/>
-    <w:bookmarkStart w:id="14" w:name="中环跨环张力-阻转异构"/>
+    <w:bookmarkEnd w:id="16"/>
+    <w:bookmarkStart w:id="17" w:name="中环跨环张力-阻转异构"/>
     <w:p>
       <w:pPr>
         <w:pStyle w:val="Heading3"/>
@@ -2395,7 +2637,7 @@
           <w:p>
             <w:pPr>
               <w:pStyle w:val="Compact"/>
-              <w:jc w:val="left"/>
+              <w:jc w:val="center"/>
             </w:pPr>
             <w:r>
               <w:rPr>
@@ -2452,7 +2694,7 @@
           <w:p>
             <w:pPr>
               <w:pStyle w:val="Compact"/>
-              <w:jc w:val="left"/>
+              <w:jc w:val="center"/>
             </w:pPr>
             <w:r>
               <w:rPr>
@@ -2505,7 +2747,7 @@
           <w:p>
             <w:pPr>
               <w:pStyle w:val="Compact"/>
-              <w:jc w:val="left"/>
+              <w:jc w:val="center"/>
             </w:pPr>
             <w:r>
               <w:rPr>
@@ -2558,7 +2800,7 @@
           <w:p>
             <w:pPr>
               <w:pStyle w:val="Compact"/>
-              <w:jc w:val="left"/>
+              <w:jc w:val="center"/>
             </w:pPr>
             <w:r>
               <w:rPr>
@@ -2605,7 +2847,7 @@
           <w:p>
             <w:pPr>
               <w:pStyle w:val="Compact"/>
-              <w:jc w:val="left"/>
+              <w:jc w:val="center"/>
             </w:pPr>
             <w:r>
               <w:rPr>
@@ -2702,8 +2944,8 @@
         <w:t xml:space="preserve">不可。中间值需具体分析（升温/低温色谱可能可行）。</w:t>
       </w:r>
     </w:p>
-    <w:bookmarkEnd w:id="14"/>
-    <w:bookmarkStart w:id="15" w:name="动态立体化学从能垒看构型稳定性"/>
+    <w:bookmarkEnd w:id="17"/>
+    <w:bookmarkStart w:id="18" w:name="动态立体化学从能垒看构型稳定性"/>
     <w:p>
       <w:pPr>
         <w:pStyle w:val="Heading3"/>
@@ -3119,9 +3361,9 @@
         </w:pict>
       </w:r>
     </w:p>
-    <w:bookmarkEnd w:id="15"/>
-    <w:bookmarkEnd w:id="16"/>
-    <w:bookmarkStart w:id="20" w:name="三立体电子效应"/>
+    <w:bookmarkEnd w:id="18"/>
+    <w:bookmarkEnd w:id="19"/>
+    <w:bookmarkStart w:id="23" w:name="三立体电子效应"/>
     <w:p>
       <w:pPr>
         <w:pStyle w:val="Heading2"/>
@@ -3133,7 +3375,7 @@
         <w:t xml:space="preserve">三、立体电子效应</w:t>
       </w:r>
     </w:p>
-    <w:bookmarkStart w:id="17" w:name="反式共平面e2-消除的硬约束"/>
+    <w:bookmarkStart w:id="20" w:name="反式共平面e2-消除的硬约束"/>
     <w:p>
       <w:pPr>
         <w:pStyle w:val="Heading3"/>
@@ -3280,7 +3522,7 @@
           <w:p>
             <w:pPr>
               <w:pStyle w:val="Compact"/>
-              <w:jc w:val="left"/>
+              <w:jc w:val="center"/>
             </w:pPr>
             <w:r>
               <w:rPr>
@@ -3345,7 +3587,7 @@
           <w:p>
             <w:pPr>
               <w:pStyle w:val="Compact"/>
-              <w:jc w:val="left"/>
+              <w:jc w:val="center"/>
             </w:pPr>
             <w:r>
               <w:rPr>
@@ -3409,7 +3651,7 @@
           <w:p>
             <w:pPr>
               <w:pStyle w:val="Compact"/>
-              <w:jc w:val="left"/>
+              <w:jc w:val="center"/>
             </w:pPr>
             <w:r>
               <w:rPr>
@@ -3471,7 +3713,7 @@
           <w:p>
             <w:pPr>
               <w:pStyle w:val="Compact"/>
-              <w:jc w:val="left"/>
+              <w:jc w:val="center"/>
             </w:pPr>
             <w:r>
               <w:rPr>
@@ -3533,7 +3775,7 @@
           <w:p>
             <w:pPr>
               <w:pStyle w:val="Compact"/>
-              <w:jc w:val="left"/>
+              <w:jc w:val="center"/>
             </w:pPr>
             <w:r>
               <w:rPr>
@@ -3809,8 +4051,8 @@
         <w:t xml:space="preserve">。</w:t>
       </w:r>
     </w:p>
-    <w:bookmarkEnd w:id="17"/>
-    <w:bookmarkStart w:id="18" w:name="端基效应anomeric-effect"/>
+    <w:bookmarkEnd w:id="20"/>
+    <w:bookmarkStart w:id="21" w:name="端基效应anomeric-effect"/>
     <w:p>
       <w:pPr>
         <w:pStyle w:val="Heading3"/>
@@ -4319,8 +4561,8 @@
         <w:t xml:space="preserve">kJ/mol）</w:t>
       </w:r>
     </w:p>
-    <w:bookmarkEnd w:id="18"/>
-    <w:bookmarkStart w:id="19" w:name="baldwin-规则环化的立体电子约束"/>
+    <w:bookmarkEnd w:id="21"/>
+    <w:bookmarkStart w:id="22" w:name="baldwin-规则环化的立体电子约束"/>
     <w:p>
       <w:pPr>
         <w:pStyle w:val="Heading3"/>
@@ -4887,9 +5129,9 @@
         </w:pict>
       </w:r>
     </w:p>
-    <w:bookmarkEnd w:id="19"/>
-    <w:bookmarkEnd w:id="20"/>
-    <w:bookmarkStart w:id="25" w:name="四不对称合成四大策略"/>
+    <w:bookmarkEnd w:id="22"/>
+    <w:bookmarkEnd w:id="23"/>
+    <w:bookmarkStart w:id="31" w:name="四不对称合成四大策略"/>
     <w:p>
       <w:pPr>
         <w:pStyle w:val="Heading2"/>
@@ -4901,7 +5143,7 @@
         <w:t xml:space="preserve">四、不对称合成四大策略</w:t>
       </w:r>
     </w:p>
-    <w:bookmarkStart w:id="21" w:name="felkin-anh-模型α-手性醛酮亲核加成的面选择性"/>
+    <w:bookmarkStart w:id="27" w:name="felkin-anh-模型α-手性醛酮亲核加成的面选择性"/>
     <w:p>
       <w:pPr>
         <w:pStyle w:val="Heading3"/>
@@ -4919,6 +5161,210 @@
     <w:p>
       <w:pPr>
         <w:pStyle w:val="FirstParagraph"/>
+        <w:jc w:val="center"/>
+      </w:pPr>
+      <w:r>
+        <w:rPr>
+          <w:b w:val="0"/>
+          <w:i w:val="0"/>
+          <w:sz w:val="21"/>
+        </w:rPr>
+        <w:drawing>
+          <wp:inline>
+            <wp:extent cx="5334000" cy="2218944"/>
+            <wp:effectExtent b="0" l="0" r="0" t="0"/>
+            <wp:docPr descr="手性中心——Felkin-Anh 模型的立体化学基础" title="" id="25" name="Picture"/>
+            <a:graphic>
+              <a:graphicData uri="http://schemas.openxmlformats.org/drawingml/2006/picture">
+                <pic:pic>
+                  <pic:nvPicPr>
+                    <pic:cNvPr descr="media/chiral-center.png" id="26" name="Picture"/>
+                    <pic:cNvPicPr>
+                      <a:picLocks noChangeArrowheads="1" noChangeAspect="1"/>
+                    </pic:cNvPicPr>
+                  </pic:nvPicPr>
+                  <pic:blipFill>
+                    <a:blip r:embed="rId24"/>
+                    <a:stretch>
+                      <a:fillRect/>
+                    </a:stretch>
+                  </pic:blipFill>
+                  <pic:spPr bwMode="auto">
+                    <a:xfrm>
+                      <a:off x="0" y="0"/>
+                      <a:ext cx="5334000" cy="2218944"/>
+                    </a:xfrm>
+                    <a:prstGeom prst="rect">
+                      <a:avLst/>
+                    </a:prstGeom>
+                    <a:noFill/>
+                    <a:ln w="9525">
+                      <a:noFill/>
+                      <a:headEnd/>
+                      <a:tailEnd/>
+                    </a:ln>
+                  </pic:spPr>
+                </pic:pic>
+              </a:graphicData>
+            </a:graphic>
+          </wp:inline>
+        </w:drawing>
+      </w:r>
+      <w:r>
+        <w:rPr>
+          <w:b w:val="0"/>
+          <w:i w:val="0"/>
+          <w:sz w:val="21"/>
+        </w:rPr>
+        <w:t xml:space="preserve"> </w:t>
+      </w:r>
+      <w:r>
+        <w:rPr>
+          <w:rFonts w:hint="eastAsia" w:eastAsia="FangSong" w:ascii="Times New Roman" w:hAnsi="Times New Roman"/>
+          <w:b w:val="0"/>
+          <w:i w:val="0"/>
+          <w:iCs/>
+          <w:sz w:val="21"/>
+        </w:rPr>
+        <w:t xml:space="preserve">图</w:t>
+      </w:r>
+      <w:r>
+        <w:rPr>
+          <w:b w:val="0"/>
+          <w:i w:val="0"/>
+          <w:iCs/>
+          <w:sz w:val="21"/>
+        </w:rPr>
+        <w:t xml:space="preserve"> </w:t>
+      </w:r>
+      <w:r>
+        <w:rPr>
+          <w:rFonts w:hint="eastAsia" w:eastAsia="FangSong" w:ascii="Times New Roman" w:hAnsi="Times New Roman"/>
+          <w:b w:val="0"/>
+          <w:i w:val="0"/>
+          <w:iCs/>
+          <w:sz w:val="21"/>
+        </w:rPr>
+        <w:t xml:space="preserve">手性中心的四面体结构。Felkin-Anh</w:t>
+      </w:r>
+      <w:r>
+        <w:rPr>
+          <w:b w:val="0"/>
+          <w:i w:val="0"/>
+          <w:iCs/>
+          <w:sz w:val="21"/>
+        </w:rPr>
+        <w:t xml:space="preserve"> </w:t>
+      </w:r>
+      <w:r>
+        <w:rPr>
+          <w:rFonts w:hint="eastAsia" w:eastAsia="FangSong" w:ascii="Times New Roman" w:hAnsi="Times New Roman"/>
+          <w:b w:val="0"/>
+          <w:i w:val="0"/>
+          <w:iCs/>
+          <w:sz w:val="21"/>
+        </w:rPr>
+        <w:t xml:space="preserve">模型基于</w:t>
+      </w:r>
+      <w:r>
+        <w:rPr>
+          <w:b w:val="0"/>
+          <w:i w:val="0"/>
+          <w:iCs/>
+          <w:sz w:val="21"/>
+        </w:rPr>
+        <w:t xml:space="preserve"> </w:t>
+      </w:r>
+      <w:r>
+        <w:rPr>
+          <w:rFonts w:hint="eastAsia" w:eastAsia="FangSong" w:ascii="Times New Roman" w:hAnsi="Times New Roman"/>
+          <w:b w:val="0"/>
+          <w:i w:val="0"/>
+          <w:iCs/>
+          <w:sz w:val="21"/>
+        </w:rPr>
+        <w:t xml:space="preserve">α-手性羰基化合物，通过</w:t>
+      </w:r>
+      <w:r>
+        <w:rPr>
+          <w:b w:val="0"/>
+          <w:i w:val="0"/>
+          <w:iCs/>
+          <w:sz w:val="21"/>
+        </w:rPr>
+        <w:t xml:space="preserve"> Newman </w:t>
+      </w:r>
+      <w:r>
+        <w:rPr>
+          <w:rFonts w:hint="eastAsia" w:eastAsia="FangSong" w:ascii="Times New Roman" w:hAnsi="Times New Roman"/>
+          <w:b w:val="0"/>
+          <w:i w:val="0"/>
+          <w:iCs/>
+          <w:sz w:val="21"/>
+        </w:rPr>
+        <w:t xml:space="preserve">投影将最大基团（L）垂直于</w:t>
+      </w:r>
+      <w:r>
+        <w:rPr>
+          <w:b w:val="0"/>
+          <w:i w:val="0"/>
+          <w:iCs/>
+          <w:sz w:val="21"/>
+        </w:rPr>
+        <w:t xml:space="preserve"> C=O </w:t>
+      </w:r>
+      <w:r>
+        <w:rPr>
+          <w:rFonts w:hint="eastAsia" w:eastAsia="FangSong" w:ascii="Times New Roman" w:hAnsi="Times New Roman"/>
+          <w:b w:val="0"/>
+          <w:i w:val="0"/>
+          <w:iCs/>
+          <w:sz w:val="21"/>
+        </w:rPr>
+        <w:t xml:space="preserve">平面放置，亲核试剂从位阻最小的</w:t>
+      </w:r>
+      <w:r>
+        <w:rPr>
+          <w:b w:val="0"/>
+          <w:i w:val="0"/>
+          <w:iCs/>
+          <w:sz w:val="21"/>
+        </w:rPr>
+        <w:t xml:space="preserve"> S </w:t>
+      </w:r>
+      <w:r>
+        <w:rPr>
+          <w:rFonts w:hint="eastAsia" w:eastAsia="FangSong" w:ascii="Times New Roman" w:hAnsi="Times New Roman"/>
+          <w:b w:val="0"/>
+          <w:i w:val="0"/>
+          <w:iCs/>
+          <w:sz w:val="21"/>
+        </w:rPr>
+        <w:t xml:space="preserve">侧进攻。这是预测非配位条件下亲核加成面选择性的核心模型（Wikimedia</w:t>
+      </w:r>
+      <w:r>
+        <w:rPr>
+          <w:b w:val="0"/>
+          <w:i w:val="0"/>
+          <w:iCs/>
+          <w:sz w:val="21"/>
+        </w:rPr>
+        <w:t xml:space="preserve"> </w:t>
+      </w:r>
+      <w:r>
+        <w:rPr>
+          <w:rFonts w:hint="eastAsia" w:eastAsia="FangSong" w:ascii="Times New Roman" w:hAnsi="Times New Roman"/>
+          <w:b w:val="0"/>
+          <w:i w:val="0"/>
+          <w:iCs/>
+          <w:sz w:val="21"/>
+        </w:rPr>
+        <w:t xml:space="preserve">Commons）</w:t>
+      </w:r>
+    </w:p>
+    <w:p>
+      <w:pPr>
+        <w:pStyle w:val="BodyText"/>
       </w:pPr>
       <w:r>
         <w:rPr>
@@ -5742,8 +6188,8 @@
         <w:t xml:space="preserve">找最小位阻面”的三步推导过程。</w:t>
       </w:r>
     </w:p>
-    <w:bookmarkEnd w:id="21"/>
-    <w:bookmarkStart w:id="22" w:name="cram-螯合模型有螯合金属时"/>
+    <w:bookmarkEnd w:id="27"/>
+    <w:bookmarkStart w:id="28" w:name="cram-螯合模型有螯合金属时"/>
     <w:p>
       <w:pPr>
         <w:pStyle w:val="Heading3"/>
@@ -5887,7 +6333,7 @@
           <w:p>
             <w:pPr>
               <w:pStyle w:val="Compact"/>
-              <w:jc w:val="left"/>
+              <w:jc w:val="center"/>
             </w:pPr>
             <w:r>
               <w:rPr>
@@ -5903,7 +6349,7 @@
           <w:p>
             <w:pPr>
               <w:pStyle w:val="Compact"/>
-              <w:jc w:val="left"/>
+              <w:jc w:val="center"/>
             </w:pPr>
             <w:r>
               <w:rPr>
@@ -5945,7 +6391,7 @@
           <w:p>
             <w:pPr>
               <w:pStyle w:val="Compact"/>
-              <w:jc w:val="left"/>
+              <w:jc w:val="center"/>
             </w:pPr>
             <w:r>
               <w:rPr>
@@ -5960,7 +6406,7 @@
           <w:p>
             <w:pPr>
               <w:pStyle w:val="Compact"/>
-              <w:jc w:val="left"/>
+              <w:jc w:val="center"/>
             </w:pPr>
             <w:r>
               <w:rPr>
@@ -6006,7 +6452,7 @@
           <w:p>
             <w:pPr>
               <w:pStyle w:val="Compact"/>
-              <w:jc w:val="left"/>
+              <w:jc w:val="center"/>
             </w:pPr>
             <w:r>
               <w:rPr>
@@ -6021,7 +6467,7 @@
           <w:p>
             <w:pPr>
               <w:pStyle w:val="Compact"/>
-              <w:jc w:val="left"/>
+              <w:jc w:val="center"/>
             </w:pPr>
             <w:r>
               <w:rPr>
@@ -6075,7 +6521,7 @@
           <w:p>
             <w:pPr>
               <w:pStyle w:val="Compact"/>
-              <w:jc w:val="left"/>
+              <w:jc w:val="center"/>
             </w:pPr>
             <w:r>
               <w:rPr>
@@ -6114,7 +6560,7 @@
           <w:p>
             <w:pPr>
               <w:pStyle w:val="Compact"/>
-              <w:jc w:val="left"/>
+              <w:jc w:val="center"/>
             </w:pPr>
             <w:r>
               <w:rPr>
@@ -6156,7 +6602,7 @@
           <w:p>
             <w:pPr>
               <w:pStyle w:val="Compact"/>
-              <w:jc w:val="left"/>
+              <w:jc w:val="center"/>
             </w:pPr>
             <w:r>
               <w:rPr>
@@ -6183,7 +6629,7 @@
           <w:p>
             <w:pPr>
               <w:pStyle w:val="Compact"/>
-              <w:jc w:val="left"/>
+              <w:jc w:val="center"/>
             </w:pPr>
             <w:r>
               <w:rPr>
@@ -6522,8 +6968,8 @@
         <w:t xml:space="preserve"> → Felkin-Anh。</w:t>
       </w:r>
     </w:p>
-    <w:bookmarkEnd w:id="22"/>
-    <w:bookmarkStart w:id="23" w:name="evans-助剂手性噁唑烷酮的不对称烷基化"/>
+    <w:bookmarkEnd w:id="28"/>
+    <w:bookmarkStart w:id="29" w:name="evans-助剂手性噁唑烷酮的不对称烷基化"/>
     <w:p>
       <w:pPr>
         <w:pStyle w:val="Heading3"/>
@@ -6970,8 +7416,8 @@
         <w:t xml:space="preserve">卸下来。”</w:t>
       </w:r>
     </w:p>
-    <w:bookmarkEnd w:id="23"/>
-    <w:bookmarkStart w:id="24" w:name="sharpless-不对称环氧化"/>
+    <w:bookmarkEnd w:id="29"/>
+    <w:bookmarkStart w:id="30" w:name="sharpless-不对称环氧化"/>
     <w:p>
       <w:pPr>
         <w:pStyle w:val="Heading3"/>
@@ -7175,7 +7621,7 @@
           <w:p>
             <w:pPr>
               <w:pStyle w:val="Compact"/>
-              <w:jc w:val="left"/>
+              <w:jc w:val="center"/>
             </w:pPr>
             <w:r>
               <w:rPr>
@@ -7233,7 +7679,7 @@
           <w:p>
             <w:pPr>
               <w:pStyle w:val="Compact"/>
-              <w:jc w:val="left"/>
+              <w:jc w:val="center"/>
             </w:pPr>
             <w:r>
               <w:rPr>
@@ -7290,7 +7736,7 @@
           <w:p>
             <w:pPr>
               <w:pStyle w:val="Compact"/>
-              <w:jc w:val="left"/>
+              <w:jc w:val="center"/>
             </w:pPr>
             <w:r>
               <w:rPr>
@@ -7793,9 +8239,9 @@
         </w:pict>
       </w:r>
     </w:p>
-    <w:bookmarkEnd w:id="24"/>
-    <w:bookmarkEnd w:id="25"/>
-    <w:bookmarkStart w:id="28" w:name="五立体化学的谱学解读"/>
+    <w:bookmarkEnd w:id="30"/>
+    <w:bookmarkEnd w:id="31"/>
+    <w:bookmarkStart w:id="34" w:name="五立体化学的谱学解读"/>
     <w:p>
       <w:pPr>
         <w:pStyle w:val="Heading2"/>
@@ -7807,7 +8253,7 @@
         <w:t xml:space="preserve">五、立体化学的谱学解读</w:t>
       </w:r>
     </w:p>
-    <w:bookmarkStart w:id="26" w:name="noe核-overhauser-效应空间距离探测器"/>
+    <w:bookmarkStart w:id="32" w:name="noe核-overhauser-效应空间距离探测器"/>
     <w:p>
       <w:pPr>
         <w:pStyle w:val="Heading3"/>
@@ -8054,8 +8500,8 @@
         <w:t xml:space="preserve">它们指向环的同侧（cis-桥环关系）。</w:t>
       </w:r>
     </w:p>
-    <w:bookmarkEnd w:id="26"/>
-    <w:bookmarkStart w:id="27" w:name="耦合常数与构象分析"/>
+    <w:bookmarkEnd w:id="32"/>
+    <w:bookmarkStart w:id="33" w:name="耦合常数与构象分析"/>
     <w:p>
       <w:pPr>
         <w:pStyle w:val="Heading3"/>
@@ -8589,9 +9035,9 @@
         </w:pict>
       </w:r>
     </w:p>
-    <w:bookmarkEnd w:id="27"/>
-    <w:bookmarkEnd w:id="28"/>
-    <w:bookmarkStart w:id="35" w:name="六典型例题"/>
+    <w:bookmarkEnd w:id="33"/>
+    <w:bookmarkEnd w:id="34"/>
+    <w:bookmarkStart w:id="41" w:name="六典型例题"/>
     <w:p>
       <w:pPr>
         <w:pStyle w:val="Heading2"/>
@@ -8603,7 +9049,7 @@
         <w:t xml:space="preserve">六、典型例题</w:t>
       </w:r>
     </w:p>
-    <w:bookmarkStart w:id="29" w:name="例1-a-值定量计算-构象分析"/>
+    <w:bookmarkStart w:id="35" w:name="例1-a-值定量计算-构象分析"/>
     <w:p>
       <w:pPr>
         <w:pStyle w:val="Heading3"/>
@@ -9096,8 +9542,8 @@
         </w:pict>
       </w:r>
     </w:p>
-    <w:bookmarkEnd w:id="29"/>
-    <w:bookmarkStart w:id="30" w:name="例2-felkin-anh-三步推导"/>
+    <w:bookmarkEnd w:id="35"/>
+    <w:bookmarkStart w:id="36" w:name="例2-felkin-anh-三步推导"/>
     <w:p>
       <w:pPr>
         <w:pStyle w:val="Heading3"/>
@@ -9868,8 +10314,8 @@
         </w:pict>
       </w:r>
     </w:p>
-    <w:bookmarkEnd w:id="30"/>
-    <w:bookmarkStart w:id="31" w:name="例3-cram-螯合-vs-felkin-anh-同一底物不同条件"/>
+    <w:bookmarkEnd w:id="36"/>
+    <w:bookmarkStart w:id="37" w:name="例3-cram-螯合-vs-felkin-anh-同一底物不同条件"/>
     <w:p>
       <w:pPr>
         <w:pStyle w:val="Heading3"/>
@@ -10499,8 +10945,8 @@
         </w:pict>
       </w:r>
     </w:p>
-    <w:bookmarkEnd w:id="31"/>
-    <w:bookmarkStart w:id="32" w:name="例4-evans-助剂烷基化完整三步推演"/>
+    <w:bookmarkEnd w:id="37"/>
+    <w:bookmarkStart w:id="38" w:name="例4-evans-助剂烷基化完整三步推演"/>
     <w:p>
       <w:pPr>
         <w:pStyle w:val="Heading3"/>
@@ -11116,8 +11562,8 @@
         </w:pict>
       </w:r>
     </w:p>
-    <w:bookmarkEnd w:id="32"/>
-    <w:bookmarkStart w:id="33" w:name="例5-sharpless-环氧化面选择性判断"/>
+    <w:bookmarkEnd w:id="38"/>
+    <w:bookmarkStart w:id="39" w:name="例5-sharpless-环氧化面选择性判断"/>
     <w:p>
       <w:pPr>
         <w:pStyle w:val="Heading3"/>
@@ -11562,8 +12008,8 @@
         </w:pict>
       </w:r>
     </w:p>
-    <w:bookmarkEnd w:id="33"/>
-    <w:bookmarkStart w:id="34" w:name="例6-综合2025-决赛第-9-题拆解四级碳手性中心"/>
+    <w:bookmarkEnd w:id="39"/>
+    <w:bookmarkStart w:id="40" w:name="例6-综合2025-决赛第-9-题拆解四级碳手性中心"/>
     <w:p>
       <w:pPr>
         <w:pStyle w:val="Heading3"/>
@@ -12244,9 +12690,9 @@
         </w:pict>
       </w:r>
     </w:p>
-    <w:bookmarkEnd w:id="34"/>
-    <w:bookmarkEnd w:id="35"/>
-    <w:bookmarkStart w:id="36" w:name="七常见误区汇总"/>
+    <w:bookmarkEnd w:id="40"/>
+    <w:bookmarkEnd w:id="41"/>
+    <w:bookmarkStart w:id="42" w:name="七常见误区汇总"/>
     <w:p>
       <w:pPr>
         <w:pStyle w:val="Heading2"/>
@@ -12658,8 +13104,8 @@
         </w:pict>
       </w:r>
     </w:p>
-    <w:bookmarkEnd w:id="36"/>
-    <w:bookmarkStart w:id="37" w:name="八方法总结不对称诱导四大策略决策树"/>
+    <w:bookmarkEnd w:id="42"/>
+    <w:bookmarkStart w:id="43" w:name="八方法总结不对称诱导四大策略决策树"/>
     <w:p>
       <w:pPr>
         <w:pStyle w:val="Heading2"/>
@@ -13366,8 +13812,8 @@
         </w:pict>
       </w:r>
     </w:p>
-    <w:bookmarkEnd w:id="37"/>
-    <w:bookmarkStart w:id="41" w:name="九核心速查卡"/>
+    <w:bookmarkEnd w:id="43"/>
+    <w:bookmarkStart w:id="47" w:name="九核心速查卡"/>
     <w:p>
       <w:pPr>
         <w:pStyle w:val="Heading2"/>
@@ -13379,7 +13825,7 @@
         <w:t xml:space="preserve">九、核心速查卡</w:t>
       </w:r>
     </w:p>
-    <w:bookmarkStart w:id="38" w:name="不对称策略速查"/>
+    <w:bookmarkStart w:id="44" w:name="不对称策略速查"/>
     <w:p>
       <w:pPr>
         <w:pStyle w:val="Heading3"/>
@@ -13413,7 +13859,7 @@
           <w:p>
             <w:pPr>
               <w:pStyle w:val="Compact"/>
-              <w:jc w:val="left"/>
+              <w:jc w:val="center"/>
             </w:pPr>
             <w:r>
               <w:rPr>
@@ -13421,38 +13867,6 @@
                 <w:b/>
               </w:rPr>
               <w:t xml:space="preserve">策略</w:t>
-            </w:r>
-          </w:p>
-        </w:tc>
-        <w:tc>
-          <w:tcPr/>
-          <w:p>
-            <w:pPr>
-              <w:pStyle w:val="Compact"/>
-              <w:jc w:val="left"/>
-            </w:pPr>
-            <w:r>
-              <w:rPr>
-                <w:rFonts w:hint="eastAsia" w:ascii="Times New Roman" w:hAnsi="Times New Roman" w:eastAsia="SimHei"/>
-                <w:b/>
-              </w:rPr>
-              <w:t xml:space="preserve">适用条件</w:t>
-            </w:r>
-          </w:p>
-        </w:tc>
-        <w:tc>
-          <w:tcPr/>
-          <w:p>
-            <w:pPr>
-              <w:pStyle w:val="Compact"/>
-              <w:jc w:val="left"/>
-            </w:pPr>
-            <w:r>
-              <w:rPr>
-                <w:rFonts w:hint="eastAsia" w:ascii="Times New Roman" w:hAnsi="Times New Roman" w:eastAsia="SimHei"/>
-                <w:b/>
-              </w:rPr>
-              <w:t xml:space="preserve">核心机制</w:t>
             </w:r>
           </w:p>
         </w:tc>
@@ -13468,6 +13882,38 @@
                 <w:rFonts w:hint="eastAsia" w:ascii="Times New Roman" w:hAnsi="Times New Roman" w:eastAsia="SimHei"/>
                 <w:b/>
               </w:rPr>
+              <w:t xml:space="preserve">适用条件</w:t>
+            </w:r>
+          </w:p>
+        </w:tc>
+        <w:tc>
+          <w:tcPr/>
+          <w:p>
+            <w:pPr>
+              <w:pStyle w:val="Compact"/>
+              <w:jc w:val="center"/>
+            </w:pPr>
+            <w:r>
+              <w:rPr>
+                <w:rFonts w:hint="eastAsia" w:ascii="Times New Roman" w:hAnsi="Times New Roman" w:eastAsia="SimHei"/>
+                <w:b/>
+              </w:rPr>
+              <w:t xml:space="preserve">核心机制</w:t>
+            </w:r>
+          </w:p>
+        </w:tc>
+        <w:tc>
+          <w:tcPr/>
+          <w:p>
+            <w:pPr>
+              <w:pStyle w:val="Compact"/>
+              <w:jc w:val="center"/>
+            </w:pPr>
+            <w:r>
+              <w:rPr>
+                <w:rFonts w:hint="eastAsia" w:ascii="Times New Roman" w:hAnsi="Times New Roman" w:eastAsia="SimHei"/>
+                <w:b/>
+              </w:rPr>
               <w:t xml:space="preserve">产物特征</w:t>
             </w:r>
           </w:p>
@@ -13479,85 +13925,13 @@
           <w:p>
             <w:pPr>
               <w:pStyle w:val="Compact"/>
-              <w:jc w:val="left"/>
+              <w:jc w:val="center"/>
             </w:pPr>
             <w:r>
               <w:rPr>
                 <w:rFonts w:ascii="Times New Roman" w:hAnsi="Times New Roman" w:eastAsia="SimSun"/>
               </w:rPr>
               <w:t xml:space="preserve">Felkin-Anh</w:t>
-            </w:r>
-          </w:p>
-        </w:tc>
-        <w:tc>
-          <w:tcPr/>
-          <w:p>
-            <w:pPr>
-              <w:pStyle w:val="Compact"/>
-              <w:jc w:val="left"/>
-            </w:pPr>
-            <w:r>
-              <w:rPr>
-                <w:rFonts w:hint="eastAsia" w:ascii="Times New Roman" w:hAnsi="Times New Roman" w:eastAsia="SimSun"/>
-              </w:rPr>
-              <w:t xml:space="preserve">α-手性羰基</w:t>
-            </w:r>
-            <w:r>
-              <w:rPr>
-                <w:rFonts w:ascii="Times New Roman" w:hAnsi="Times New Roman" w:eastAsia="SimSun"/>
-              </w:rPr>
-              <w:t xml:space="preserve"> + </w:t>
-            </w:r>
-            <w:r>
-              <w:rPr>
-                <w:rFonts w:hint="eastAsia" w:ascii="Times New Roman" w:hAnsi="Times New Roman" w:eastAsia="SimSun"/>
-              </w:rPr>
-              <w:t xml:space="preserve">非配位</w:t>
-            </w:r>
-            <w:r>
-              <w:rPr>
-                <w:rFonts w:ascii="Times New Roman" w:hAnsi="Times New Roman" w:eastAsia="SimSun"/>
-              </w:rPr>
-              <w:t xml:space="preserve"> Nu</w:t>
-            </w:r>
-          </w:p>
-        </w:tc>
-        <w:tc>
-          <w:tcPr/>
-          <w:p>
-            <w:pPr>
-              <w:pStyle w:val="Compact"/>
-              <w:jc w:val="left"/>
-            </w:pPr>
-            <w:r>
-              <w:rPr>
-                <w:rFonts w:hint="eastAsia" w:ascii="Times New Roman" w:hAnsi="Times New Roman" w:eastAsia="SimSun"/>
-              </w:rPr>
-              <w:t xml:space="preserve">L⊥C=O，Nu</w:t>
-            </w:r>
-            <w:r>
-              <w:rPr>
-                <w:rFonts w:ascii="Times New Roman" w:hAnsi="Times New Roman" w:eastAsia="SimSun"/>
-              </w:rPr>
-              <w:t xml:space="preserve"> </w:t>
-            </w:r>
-            <w:r>
-              <w:rPr>
-                <w:rFonts w:hint="eastAsia" w:ascii="Times New Roman" w:hAnsi="Times New Roman" w:eastAsia="SimSun"/>
-              </w:rPr>
-              <w:t xml:space="preserve">从</w:t>
-            </w:r>
-            <w:r>
-              <w:rPr>
-                <w:rFonts w:ascii="Times New Roman" w:hAnsi="Times New Roman" w:eastAsia="SimSun"/>
-              </w:rPr>
-              <w:t xml:space="preserve"> S </w:t>
-            </w:r>
-            <w:r>
-              <w:rPr>
-                <w:rFonts w:hint="eastAsia" w:ascii="Times New Roman" w:hAnsi="Times New Roman" w:eastAsia="SimSun"/>
-              </w:rPr>
-              <w:t xml:space="preserve">侧攻</w:t>
             </w:r>
           </w:p>
         </w:tc>
@@ -13572,6 +13946,78 @@
               <w:rPr>
                 <w:rFonts w:hint="eastAsia" w:ascii="Times New Roman" w:hAnsi="Times New Roman" w:eastAsia="SimSun"/>
               </w:rPr>
+              <w:t xml:space="preserve">α-手性羰基</w:t>
+            </w:r>
+            <w:r>
+              <w:rPr>
+                <w:rFonts w:ascii="Times New Roman" w:hAnsi="Times New Roman" w:eastAsia="SimSun"/>
+              </w:rPr>
+              <w:t xml:space="preserve"> + </w:t>
+            </w:r>
+            <w:r>
+              <w:rPr>
+                <w:rFonts w:hint="eastAsia" w:ascii="Times New Roman" w:hAnsi="Times New Roman" w:eastAsia="SimSun"/>
+              </w:rPr>
+              <w:t xml:space="preserve">非配位</w:t>
+            </w:r>
+            <w:r>
+              <w:rPr>
+                <w:rFonts w:ascii="Times New Roman" w:hAnsi="Times New Roman" w:eastAsia="SimSun"/>
+              </w:rPr>
+              <w:t xml:space="preserve"> Nu</w:t>
+            </w:r>
+          </w:p>
+        </w:tc>
+        <w:tc>
+          <w:tcPr/>
+          <w:p>
+            <w:pPr>
+              <w:pStyle w:val="Compact"/>
+              <w:jc w:val="center"/>
+            </w:pPr>
+            <w:r>
+              <w:rPr>
+                <w:rFonts w:hint="eastAsia" w:ascii="Times New Roman" w:hAnsi="Times New Roman" w:eastAsia="SimSun"/>
+              </w:rPr>
+              <w:t xml:space="preserve">L⊥C=O，Nu</w:t>
+            </w:r>
+            <w:r>
+              <w:rPr>
+                <w:rFonts w:ascii="Times New Roman" w:hAnsi="Times New Roman" w:eastAsia="SimSun"/>
+              </w:rPr>
+              <w:t xml:space="preserve"> </w:t>
+            </w:r>
+            <w:r>
+              <w:rPr>
+                <w:rFonts w:hint="eastAsia" w:ascii="Times New Roman" w:hAnsi="Times New Roman" w:eastAsia="SimSun"/>
+              </w:rPr>
+              <w:t xml:space="preserve">从</w:t>
+            </w:r>
+            <w:r>
+              <w:rPr>
+                <w:rFonts w:ascii="Times New Roman" w:hAnsi="Times New Roman" w:eastAsia="SimSun"/>
+              </w:rPr>
+              <w:t xml:space="preserve"> S </w:t>
+            </w:r>
+            <w:r>
+              <w:rPr>
+                <w:rFonts w:hint="eastAsia" w:ascii="Times New Roman" w:hAnsi="Times New Roman" w:eastAsia="SimSun"/>
+              </w:rPr>
+              <w:t xml:space="preserve">侧攻</w:t>
+            </w:r>
+          </w:p>
+        </w:tc>
+        <w:tc>
+          <w:tcPr/>
+          <w:p>
+            <w:pPr>
+              <w:pStyle w:val="Compact"/>
+              <w:jc w:val="center"/>
+            </w:pPr>
+            <w:r>
+              <w:rPr>
+                <w:rFonts w:hint="eastAsia" w:ascii="Times New Roman" w:hAnsi="Times New Roman" w:eastAsia="SimSun"/>
+              </w:rPr>
               <w:t xml:space="preserve">非螯合条件主产物</w:t>
             </w:r>
           </w:p>
@@ -13583,7 +14029,7 @@
           <w:p>
             <w:pPr>
               <w:pStyle w:val="Compact"/>
-              <w:jc w:val="left"/>
+              <w:jc w:val="center"/>
             </w:pPr>
             <w:r>
               <w:rPr>
@@ -13596,36 +14042,6 @@
                 <w:rFonts w:hint="eastAsia" w:ascii="Times New Roman" w:hAnsi="Times New Roman" w:eastAsia="SimSun"/>
               </w:rPr>
               <w:t xml:space="preserve">螯合</w:t>
-            </w:r>
-          </w:p>
-        </w:tc>
-        <w:tc>
-          <w:tcPr/>
-          <w:p>
-            <w:pPr>
-              <w:pStyle w:val="Compact"/>
-              <w:jc w:val="left"/>
-            </w:pPr>
-            <w:r>
-              <w:rPr>
-                <w:rFonts w:hint="eastAsia" w:ascii="Times New Roman" w:hAnsi="Times New Roman" w:eastAsia="SimSun"/>
-              </w:rPr>
-              <w:t xml:space="preserve">α-手性羰基+配位原子+金属</w:t>
-            </w:r>
-          </w:p>
-        </w:tc>
-        <w:tc>
-          <w:tcPr/>
-          <w:p>
-            <w:pPr>
-              <w:pStyle w:val="Compact"/>
-              <w:jc w:val="left"/>
-            </w:pPr>
-            <w:r>
-              <w:rPr>
-                <w:rFonts w:hint="eastAsia" w:ascii="Times New Roman" w:hAnsi="Times New Roman" w:eastAsia="SimSun"/>
-              </w:rPr>
-              <w:t xml:space="preserve">金属螯合锁定构象</w:t>
             </w:r>
           </w:p>
         </w:tc>
@@ -13640,6 +14056,36 @@
               <w:rPr>
                 <w:rFonts w:hint="eastAsia" w:ascii="Times New Roman" w:hAnsi="Times New Roman" w:eastAsia="SimSun"/>
               </w:rPr>
+              <w:t xml:space="preserve">α-手性羰基+配位原子+金属</w:t>
+            </w:r>
+          </w:p>
+        </w:tc>
+        <w:tc>
+          <w:tcPr/>
+          <w:p>
+            <w:pPr>
+              <w:pStyle w:val="Compact"/>
+              <w:jc w:val="center"/>
+            </w:pPr>
+            <w:r>
+              <w:rPr>
+                <w:rFonts w:hint="eastAsia" w:ascii="Times New Roman" w:hAnsi="Times New Roman" w:eastAsia="SimSun"/>
+              </w:rPr>
+              <w:t xml:space="preserve">金属螯合锁定构象</w:t>
+            </w:r>
+          </w:p>
+        </w:tc>
+        <w:tc>
+          <w:tcPr/>
+          <w:p>
+            <w:pPr>
+              <w:pStyle w:val="Compact"/>
+              <w:jc w:val="center"/>
+            </w:pPr>
+            <w:r>
+              <w:rPr>
+                <w:rFonts w:hint="eastAsia" w:ascii="Times New Roman" w:hAnsi="Times New Roman" w:eastAsia="SimSun"/>
+              </w:rPr>
               <w:t xml:space="preserve">可能反转</w:t>
             </w:r>
             <w:r>
@@ -13657,7 +14103,7 @@
           <w:p>
             <w:pPr>
               <w:pStyle w:val="Compact"/>
-              <w:jc w:val="left"/>
+              <w:jc w:val="center"/>
             </w:pPr>
             <w:r>
               <w:rPr>
@@ -13670,48 +14116,6 @@
                 <w:rFonts w:hint="eastAsia" w:ascii="Times New Roman" w:hAnsi="Times New Roman" w:eastAsia="SimSun"/>
               </w:rPr>
               <w:t xml:space="preserve">助剂</w:t>
-            </w:r>
-          </w:p>
-        </w:tc>
-        <w:tc>
-          <w:tcPr/>
-          <w:p>
-            <w:pPr>
-              <w:pStyle w:val="Compact"/>
-              <w:jc w:val="left"/>
-            </w:pPr>
-            <w:r>
-              <w:rPr>
-                <w:rFonts w:hint="eastAsia" w:ascii="Times New Roman" w:hAnsi="Times New Roman" w:eastAsia="SimSun"/>
-              </w:rPr>
-              <w:t xml:space="preserve">手性噁唑烷酮</w:t>
-            </w:r>
-            <w:r>
-              <w:rPr>
-                <w:rFonts w:ascii="Times New Roman" w:hAnsi="Times New Roman" w:eastAsia="SimSun"/>
-              </w:rPr>
-              <w:t xml:space="preserve"> + </w:t>
-            </w:r>
-            <w:r>
-              <w:rPr>
-                <w:rFonts w:hint="eastAsia" w:ascii="Times New Roman" w:hAnsi="Times New Roman" w:eastAsia="SimSun"/>
-              </w:rPr>
-              <w:t xml:space="preserve">酰氯</w:t>
-            </w:r>
-          </w:p>
-        </w:tc>
-        <w:tc>
-          <w:tcPr/>
-          <w:p>
-            <w:pPr>
-              <w:pStyle w:val="Compact"/>
-              <w:jc w:val="left"/>
-            </w:pPr>
-            <w:r>
-              <w:rPr>
-                <w:rFonts w:hint="eastAsia" w:ascii="Times New Roman" w:hAnsi="Times New Roman" w:eastAsia="SimSun"/>
-              </w:rPr>
-              <w:t xml:space="preserve">(Z)-烯醇面锁定</w:t>
             </w:r>
           </w:p>
         </w:tc>
@@ -13726,6 +14130,48 @@
               <w:rPr>
                 <w:rFonts w:hint="eastAsia" w:ascii="Times New Roman" w:hAnsi="Times New Roman" w:eastAsia="SimSun"/>
               </w:rPr>
+              <w:t xml:space="preserve">手性噁唑烷酮</w:t>
+            </w:r>
+            <w:r>
+              <w:rPr>
+                <w:rFonts w:ascii="Times New Roman" w:hAnsi="Times New Roman" w:eastAsia="SimSun"/>
+              </w:rPr>
+              <w:t xml:space="preserve"> + </w:t>
+            </w:r>
+            <w:r>
+              <w:rPr>
+                <w:rFonts w:hint="eastAsia" w:ascii="Times New Roman" w:hAnsi="Times New Roman" w:eastAsia="SimSun"/>
+              </w:rPr>
+              <w:t xml:space="preserve">酰氯</w:t>
+            </w:r>
+          </w:p>
+        </w:tc>
+        <w:tc>
+          <w:tcPr/>
+          <w:p>
+            <w:pPr>
+              <w:pStyle w:val="Compact"/>
+              <w:jc w:val="center"/>
+            </w:pPr>
+            <w:r>
+              <w:rPr>
+                <w:rFonts w:hint="eastAsia" w:ascii="Times New Roman" w:hAnsi="Times New Roman" w:eastAsia="SimSun"/>
+              </w:rPr>
+              <w:t xml:space="preserve">(Z)-烯醇面锁定</w:t>
+            </w:r>
+          </w:p>
+        </w:tc>
+        <w:tc>
+          <w:tcPr/>
+          <w:p>
+            <w:pPr>
+              <w:pStyle w:val="Compact"/>
+              <w:jc w:val="center"/>
+            </w:pPr>
+            <w:r>
+              <w:rPr>
+                <w:rFonts w:hint="eastAsia" w:ascii="Times New Roman" w:hAnsi="Times New Roman" w:eastAsia="SimSun"/>
+              </w:rPr>
               <w:t xml:space="preserve">烷基化</w:t>
             </w:r>
             <w:r>
@@ -13743,7 +14189,7 @@
           <w:p>
             <w:pPr>
               <w:pStyle w:val="Compact"/>
-              <w:jc w:val="left"/>
+              <w:jc w:val="center"/>
             </w:pPr>
             <w:r>
               <w:rPr>
@@ -13756,60 +14202,6 @@
                 <w:rFonts w:hint="eastAsia" w:ascii="Times New Roman" w:hAnsi="Times New Roman" w:eastAsia="SimSun"/>
               </w:rPr>
               <w:t xml:space="preserve">环氧化</w:t>
-            </w:r>
-          </w:p>
-        </w:tc>
-        <w:tc>
-          <w:tcPr/>
-          <w:p>
-            <w:pPr>
-              <w:pStyle w:val="Compact"/>
-              <w:jc w:val="left"/>
-            </w:pPr>
-            <w:r>
-              <w:rPr>
-                <w:rFonts w:hint="eastAsia" w:ascii="Times New Roman" w:hAnsi="Times New Roman" w:eastAsia="SimSun"/>
-              </w:rPr>
-              <w:t xml:space="preserve">烯丙醇</w:t>
-            </w:r>
-            <w:r>
-              <w:rPr>
-                <w:rFonts w:ascii="Times New Roman" w:hAnsi="Times New Roman" w:eastAsia="SimSun"/>
-              </w:rPr>
-              <w:t xml:space="preserve"> + Ti-DET</w:t>
-            </w:r>
-          </w:p>
-        </w:tc>
-        <w:tc>
-          <w:tcPr/>
-          <w:p>
-            <w:pPr>
-              <w:pStyle w:val="Compact"/>
-              <w:jc w:val="left"/>
-            </w:pPr>
-            <w:r>
-              <w:rPr>
-                <w:rFonts w:ascii="Times New Roman" w:hAnsi="Times New Roman" w:eastAsia="SimSun"/>
-              </w:rPr>
-              <w:t xml:space="preserve">DET </w:t>
-            </w:r>
-            <w:r>
-              <w:rPr>
-                <w:rFonts w:hint="eastAsia" w:ascii="Times New Roman" w:hAnsi="Times New Roman" w:eastAsia="SimSun"/>
-              </w:rPr>
-              <w:t xml:space="preserve">控制</w:t>
-            </w:r>
-            <w:r>
-              <w:rPr>
-                <w:rFonts w:ascii="Times New Roman" w:hAnsi="Times New Roman" w:eastAsia="SimSun"/>
-              </w:rPr>
-              <w:t xml:space="preserve"> O </w:t>
-            </w:r>
-            <w:r>
-              <w:rPr>
-                <w:rFonts w:hint="eastAsia" w:ascii="Times New Roman" w:hAnsi="Times New Roman" w:eastAsia="SimSun"/>
-              </w:rPr>
-              <w:t xml:space="preserve">的面选择性</w:t>
             </w:r>
           </w:p>
         </w:tc>
@@ -13822,6 +14214,60 @@
             </w:pPr>
             <w:r>
               <w:rPr>
+                <w:rFonts w:hint="eastAsia" w:ascii="Times New Roman" w:hAnsi="Times New Roman" w:eastAsia="SimSun"/>
+              </w:rPr>
+              <w:t xml:space="preserve">烯丙醇</w:t>
+            </w:r>
+            <w:r>
+              <w:rPr>
+                <w:rFonts w:ascii="Times New Roman" w:hAnsi="Times New Roman" w:eastAsia="SimSun"/>
+              </w:rPr>
+              <w:t xml:space="preserve"> + Ti-DET</w:t>
+            </w:r>
+          </w:p>
+        </w:tc>
+        <w:tc>
+          <w:tcPr/>
+          <w:p>
+            <w:pPr>
+              <w:pStyle w:val="Compact"/>
+              <w:jc w:val="center"/>
+            </w:pPr>
+            <w:r>
+              <w:rPr>
+                <w:rFonts w:ascii="Times New Roman" w:hAnsi="Times New Roman" w:eastAsia="SimSun"/>
+              </w:rPr>
+              <w:t xml:space="preserve">DET </w:t>
+            </w:r>
+            <w:r>
+              <w:rPr>
+                <w:rFonts w:hint="eastAsia" w:ascii="Times New Roman" w:hAnsi="Times New Roman" w:eastAsia="SimSun"/>
+              </w:rPr>
+              <w:t xml:space="preserve">控制</w:t>
+            </w:r>
+            <w:r>
+              <w:rPr>
+                <w:rFonts w:ascii="Times New Roman" w:hAnsi="Times New Roman" w:eastAsia="SimSun"/>
+              </w:rPr>
+              <w:t xml:space="preserve"> O </w:t>
+            </w:r>
+            <w:r>
+              <w:rPr>
+                <w:rFonts w:hint="eastAsia" w:ascii="Times New Roman" w:hAnsi="Times New Roman" w:eastAsia="SimSun"/>
+              </w:rPr>
+              <w:t xml:space="preserve">的面选择性</w:t>
+            </w:r>
+          </w:p>
+        </w:tc>
+        <w:tc>
+          <w:tcPr/>
+          <w:p>
+            <w:pPr>
+              <w:pStyle w:val="Compact"/>
+              <w:jc w:val="center"/>
+            </w:pPr>
+            <w:r>
+              <w:rPr>
                 <w:rFonts w:ascii="Times New Roman" w:hAnsi="Times New Roman" w:eastAsia="SimSun"/>
               </w:rPr>
               <w:t xml:space="preserve">ee &gt; 90%</w:t>
@@ -13830,8 +14276,8 @@
         </w:tc>
       </w:tr>
     </w:tbl>
-    <w:bookmarkEnd w:id="38"/>
-    <w:bookmarkStart w:id="39" w:name="构象分析工具速查"/>
+    <w:bookmarkEnd w:id="44"/>
+    <w:bookmarkStart w:id="45" w:name="构象分析工具速查"/>
     <w:p>
       <w:pPr>
         <w:pStyle w:val="Heading3"/>
@@ -13863,7 +14309,7 @@
           <w:p>
             <w:pPr>
               <w:pStyle w:val="Compact"/>
-              <w:jc w:val="left"/>
+              <w:jc w:val="center"/>
             </w:pPr>
             <w:r>
               <w:rPr>
@@ -13879,7 +14325,7 @@
           <w:p>
             <w:pPr>
               <w:pStyle w:val="Compact"/>
-              <w:jc w:val="left"/>
+              <w:jc w:val="center"/>
             </w:pPr>
             <w:r>
               <w:rPr>
@@ -13895,7 +14341,7 @@
           <w:p>
             <w:pPr>
               <w:pStyle w:val="Compact"/>
-              <w:jc w:val="left"/>
+              <w:jc w:val="center"/>
             </w:pPr>
             <w:r>
               <w:rPr>
@@ -13913,7 +14359,7 @@
           <w:p>
             <w:pPr>
               <w:pStyle w:val="Compact"/>
-              <w:jc w:val="left"/>
+              <w:jc w:val="center"/>
             </w:pPr>
             <w:r>
               <w:rPr>
@@ -13934,7 +14380,7 @@
           <w:p>
             <w:pPr>
               <w:pStyle w:val="Compact"/>
-              <w:jc w:val="left"/>
+              <w:jc w:val="center"/>
             </w:pPr>
             <w:r>
               <w:rPr>
@@ -13961,7 +14407,7 @@
           <w:p>
             <w:pPr>
               <w:pStyle w:val="Compact"/>
-              <w:jc w:val="left"/>
+              <w:jc w:val="center"/>
             </w:pPr>
             <w:r>
               <w:rPr>
@@ -13984,7 +14430,7 @@
           <w:p>
             <w:pPr>
               <w:pStyle w:val="Compact"/>
-              <w:jc w:val="left"/>
+              <w:jc w:val="center"/>
             </w:pPr>
             <w:r>
               <w:rPr>
@@ -13999,7 +14445,7 @@
           <w:p>
             <w:pPr>
               <w:pStyle w:val="Compact"/>
-              <w:jc w:val="left"/>
+              <w:jc w:val="center"/>
             </w:pPr>
             <w:r>
               <w:rPr>
@@ -14014,7 +14460,7 @@
           <w:p>
             <w:pPr>
               <w:pStyle w:val="Compact"/>
-              <w:jc w:val="left"/>
+              <w:jc w:val="center"/>
             </w:pPr>
             <w:r>
               <w:rPr>
@@ -14037,7 +14483,7 @@
           <w:p>
             <w:pPr>
               <w:pStyle w:val="Compact"/>
-              <w:jc w:val="left"/>
+              <w:jc w:val="center"/>
             </w:pPr>
             <w:r>
               <w:rPr>
@@ -14052,7 +14498,7 @@
           <w:p>
             <w:pPr>
               <w:pStyle w:val="Compact"/>
-              <w:jc w:val="left"/>
+              <w:jc w:val="center"/>
             </w:pPr>
             <w:r>
               <w:rPr>
@@ -14067,7 +14513,7 @@
           <w:p>
             <w:pPr>
               <w:pStyle w:val="Compact"/>
-              <w:jc w:val="left"/>
+              <w:jc w:val="center"/>
             </w:pPr>
             <w:r>
               <w:rPr>
@@ -14096,7 +14542,7 @@
           <w:p>
             <w:pPr>
               <w:pStyle w:val="Compact"/>
-              <w:jc w:val="left"/>
+              <w:jc w:val="center"/>
             </w:pPr>
             <w:r>
               <w:rPr>
@@ -14111,7 +14557,7 @@
           <w:p>
             <w:pPr>
               <w:pStyle w:val="Compact"/>
-              <w:jc w:val="left"/>
+              <w:jc w:val="center"/>
             </w:pPr>
             <w:r>
               <w:rPr>
@@ -14132,7 +14578,7 @@
           <w:p>
             <w:pPr>
               <w:pStyle w:val="Compact"/>
-              <w:jc w:val="left"/>
+              <w:jc w:val="center"/>
             </w:pPr>
             <w:r>
               <w:rPr>
@@ -14150,8 +14596,8 @@
         </w:tc>
       </w:tr>
     </w:tbl>
-    <w:bookmarkEnd w:id="39"/>
-    <w:bookmarkStart w:id="40" w:name="立体电子效应速查"/>
+    <w:bookmarkEnd w:id="45"/>
+    <w:bookmarkStart w:id="46" w:name="立体电子效应速查"/>
     <w:p>
       <w:pPr>
         <w:pStyle w:val="Heading3"/>
@@ -14183,7 +14629,7 @@
           <w:p>
             <w:pPr>
               <w:pStyle w:val="Compact"/>
-              <w:jc w:val="left"/>
+              <w:jc w:val="center"/>
             </w:pPr>
             <w:r>
               <w:rPr>
@@ -14199,7 +14645,7 @@
           <w:p>
             <w:pPr>
               <w:pStyle w:val="Compact"/>
-              <w:jc w:val="left"/>
+              <w:jc w:val="center"/>
             </w:pPr>
             <w:r>
               <w:rPr>
@@ -14215,7 +14661,7 @@
           <w:p>
             <w:pPr>
               <w:pStyle w:val="Compact"/>
-              <w:jc w:val="left"/>
+              <w:jc w:val="center"/>
             </w:pPr>
             <w:r>
               <w:rPr>
@@ -14233,7 +14679,7 @@
           <w:p>
             <w:pPr>
               <w:pStyle w:val="Compact"/>
-              <w:jc w:val="left"/>
+              <w:jc w:val="center"/>
             </w:pPr>
             <w:r>
               <w:rPr>
@@ -14248,7 +14694,7 @@
           <w:p>
             <w:pPr>
               <w:pStyle w:val="Compact"/>
-              <w:jc w:val="left"/>
+              <w:jc w:val="center"/>
             </w:pPr>
             <w:r>
               <w:rPr>
@@ -14269,7 +14715,7 @@
           <w:p>
             <w:pPr>
               <w:pStyle w:val="Compact"/>
-              <w:jc w:val="left"/>
+              <w:jc w:val="center"/>
             </w:pPr>
             <w:r>
               <w:rPr>
@@ -14304,7 +14750,7 @@
           <w:p>
             <w:pPr>
               <w:pStyle w:val="Compact"/>
-              <w:jc w:val="left"/>
+              <w:jc w:val="center"/>
             </w:pPr>
             <w:r>
               <w:rPr>
@@ -14319,7 +14765,7 @@
           <w:p>
             <w:pPr>
               <w:pStyle w:val="Compact"/>
-              <w:jc w:val="left"/>
+              <w:jc w:val="center"/>
             </w:pPr>
             <w:r>
               <w:rPr>
@@ -14340,7 +14786,7 @@
           <w:p>
             <w:pPr>
               <w:pStyle w:val="Compact"/>
-              <w:jc w:val="left"/>
+              <w:jc w:val="center"/>
             </w:pPr>
             <w:r>
               <w:rPr>
@@ -14369,7 +14815,7 @@
           <w:p>
             <w:pPr>
               <w:pStyle w:val="Compact"/>
-              <w:jc w:val="left"/>
+              <w:jc w:val="center"/>
             </w:pPr>
             <w:r>
               <w:rPr>
@@ -14390,7 +14836,7 @@
           <w:p>
             <w:pPr>
               <w:pStyle w:val="Compact"/>
-              <w:jc w:val="left"/>
+              <w:jc w:val="center"/>
             </w:pPr>
             <w:r>
               <w:rPr>
@@ -14405,7 +14851,7 @@
           <w:p>
             <w:pPr>
               <w:pStyle w:val="Compact"/>
-              <w:jc w:val="left"/>
+              <w:jc w:val="center"/>
             </w:pPr>
             <w:r>
               <w:rPr>
@@ -14428,7 +14874,7 @@
           <w:p>
             <w:pPr>
               <w:pStyle w:val="Compact"/>
-              <w:jc w:val="left"/>
+              <w:jc w:val="center"/>
             </w:pPr>
             <w:r>
               <w:rPr>
@@ -14443,7 +14889,7 @@
           <w:p>
             <w:pPr>
               <w:pStyle w:val="Compact"/>
-              <w:jc w:val="left"/>
+              <w:jc w:val="center"/>
             </w:pPr>
             <w:r>
               <w:rPr>
@@ -14464,7 +14910,7 @@
           <w:p>
             <w:pPr>
               <w:pStyle w:val="Compact"/>
-              <w:jc w:val="left"/>
+              <w:jc w:val="center"/>
             </w:pPr>
             <w:r>
               <w:rPr>
@@ -14481,7 +14927,7 @@
           <w:p>
             <w:pPr>
               <w:pStyle w:val="Compact"/>
-              <w:jc w:val="left"/>
+              <w:jc w:val="center"/>
             </w:pPr>
             <w:r>
               <w:rPr>
@@ -14496,7 +14942,7 @@
           <w:p>
             <w:pPr>
               <w:pStyle w:val="Compact"/>
-              <w:jc w:val="left"/>
+              <w:jc w:val="center"/>
             </w:pPr>
             <w:r>
               <w:rPr>
@@ -14511,7 +14957,7 @@
           <w:p>
             <w:pPr>
               <w:pStyle w:val="Compact"/>
-              <w:jc w:val="left"/>
+              <w:jc w:val="center"/>
             </w:pPr>
             <w:r>
               <w:rPr>
@@ -14536,9 +14982,9 @@
         </w:pict>
       </w:r>
     </w:p>
-    <w:bookmarkEnd w:id="40"/>
-    <w:bookmarkEnd w:id="41"/>
-    <w:bookmarkStart w:id="45" w:name="十练习题"/>
+    <w:bookmarkEnd w:id="46"/>
+    <w:bookmarkEnd w:id="47"/>
+    <w:bookmarkStart w:id="51" w:name="十练习题"/>
     <w:p>
       <w:pPr>
         <w:pStyle w:val="Heading2"/>
@@ -14550,7 +14996,7 @@
         <w:t xml:space="preserve">十、练习题</w:t>
       </w:r>
     </w:p>
-    <w:bookmarkStart w:id="42" w:name="基础巩固"/>
+    <w:bookmarkStart w:id="48" w:name="基础巩固"/>
     <w:p>
       <w:pPr>
         <w:pStyle w:val="Heading3"/>
@@ -14664,8 +15110,8 @@
         <w:t xml:space="preserve">预测主产物。</w:t>
       </w:r>
     </w:p>
-    <w:bookmarkEnd w:id="42"/>
-    <w:bookmarkStart w:id="43" w:name="提高训练"/>
+    <w:bookmarkEnd w:id="48"/>
+    <w:bookmarkStart w:id="49" w:name="提高训练"/>
     <w:p>
       <w:pPr>
         <w:pStyle w:val="Heading3"/>
@@ -14839,8 +15285,8 @@
         <w:t xml:space="preserve">(S)-2-甲基丁酸（从丙酰氯出发）的完整三步步骤。</w:t>
       </w:r>
     </w:p>
-    <w:bookmarkEnd w:id="43"/>
-    <w:bookmarkStart w:id="44" w:name="综合挑战"/>
+    <w:bookmarkEnd w:id="49"/>
+    <w:bookmarkStart w:id="50" w:name="综合挑战"/>
     <w:p>
       <w:pPr>
         <w:pStyle w:val="Heading3"/>
@@ -15123,9 +15569,9 @@
         </w:pict>
       </w:r>
     </w:p>
-    <w:bookmarkEnd w:id="44"/>
-    <w:bookmarkEnd w:id="45"/>
-    <w:bookmarkStart w:id="46" w:name="参考答案"/>
+    <w:bookmarkEnd w:id="50"/>
+    <w:bookmarkEnd w:id="51"/>
+    <w:bookmarkStart w:id="52" w:name="参考答案"/>
     <w:p>
       <w:pPr>
         <w:pStyle w:val="Heading2"/>
@@ -15900,8 +16346,8 @@
         </w:pict>
       </w:r>
     </w:p>
-    <w:bookmarkEnd w:id="46"/>
-    <w:bookmarkStart w:id="47" w:name="十一跨专题连接"/>
+    <w:bookmarkEnd w:id="52"/>
+    <w:bookmarkStart w:id="53" w:name="十一跨专题连接"/>
     <w:p>
       <w:pPr>
         <w:pStyle w:val="Heading2"/>
@@ -16091,8 +16537,8 @@
         </w:pict>
       </w:r>
     </w:p>
-    <w:bookmarkEnd w:id="47"/>
-    <w:bookmarkEnd w:id="48"/>
+    <w:bookmarkEnd w:id="53"/>
+    <w:bookmarkEnd w:id="54"/>
     <w:sectPr>
       <w:footerReference w:type="default" r:id="rId9"/>
       <w:footnotePr>
